--- a/example_articles/countries/Pakistan/2.countries_Pakistan_Other_publisher.docx
+++ b/example_articles/countries/Pakistan/2.countries_Pakistan_Other_publisher.docx
@@ -27,17 +27,17 @@
     </w:p>
     <w:p>
       <w:r>
-        <w:t>Source File: Other publishers/Files (500) (29).DOCX</w:t>
+        <w:t>Source file: Other publishers/Files (500) (29).DOCX</w:t>
       </w:r>
     </w:p>
     <w:p>
       <w:r>
-        <w:t>Raw locations result: ['Pakistan']</w:t>
+        <w:t>Raw locations result, 'locations': ['Pakistan']</w:t>
       </w:r>
     </w:p>
     <w:p>
       <w:r>
-        <w:t>countries_stand_flat (Standardized): Pakistan</w:t>
+        <w:t>Standardized locations result, 'countries_stand_flat': Pakistan</w:t>
       </w:r>
     </w:p>
     <w:p>

--- a/example_articles/countries/Pakistan/2.countries_Pakistan_Other_publisher.docx
+++ b/example_articles/countries/Pakistan/2.countries_Pakistan_Other_publisher.docx
@@ -7,7 +7,7 @@
         <w:pStyle w:val="Heading1"/>
       </w:pPr>
       <w:r>
-        <w:t>Tata, Jaguar/Land Rover not such an odd couple; Indian company has been in auto business for 50 years</w:t>
+        <w:t>Economic pessimism prevails in Pakistan; Despite boom, many say their financial status has worsened</w:t>
       </w:r>
     </w:p>
     <w:p>
@@ -17,17 +17,17 @@
     </w:p>
     <w:p>
       <w:r>
-        <w:t>Date: 2008-05-28</w:t>
+        <w:t>Date: 2008-01-14</w:t>
       </w:r>
     </w:p>
     <w:p>
       <w:r>
-        <w:t>Section: MONEY; Pg. 1B</w:t>
+        <w:t>Section: NEWS; Pg. 6A</w:t>
       </w:r>
     </w:p>
     <w:p>
       <w:r>
-        <w:t>Source file: Other publishers/Files (500) (29).DOCX</w:t>
+        <w:t>Source file: Other publishers/Files (500) (23).DOCX</w:t>
       </w:r>
     </w:p>
     <w:p>
@@ -49,115 +49,65 @@
     </w:p>
     <w:p>
       <w:r>
-        <w:t>MUMBAI, India -- Down a tree-lined street, the headquarters of Tata Sons feels tucked away. Practically hidden.</w:t>
+        <w:t>KARACHI, Pakistan -- Idrees Khan feels sorry for his customers when he totals their bills at his general store in this sprawling port city. He knows they can't afford rocketing prices for staples such as wheat, rice and vegetable oil.</w:t>
         <w:br/>
-        <w:t>One of India's most respected and admired companies occupies the Bombay House, a brown, four-story building built by Tata in 1924, two blocks from traffic-jammed Mahatma Gandhi Road.</w:t>
+        <w:t>"Every day, I face the agony of the people when they come to my shop to buy food," says Khan, 54. "So many people -- especially poor people -- can't eat three times a day. They eat once a day. The government does not seem interested in doing anything to help them."</w:t>
         <w:br/>
-        <w:t>Still, the only time Ravi Kant, the chairman of Tata's burgeoning motor division, gets a break from honking taxis down the block and the boisterous birds chattering at his window is when hammering by workers somewhere in the building drowns out other sounds.</w:t>
+        <w:t>Such worries are common in Pakistan even though, by some traditional measures, the country's economy appears to be booming.</w:t>
         <w:br/>
-        <w:t>From this modest, wood-paneled office, Kant is overseeing the most audacious double-play the auto industry has seen in years: Launching the world's cheapest car, the Tata Nano, and taking over luxury brands Jaguar/Land Rover from Ford Motor.</w:t>
+        <w:t>An influx of foreign aid and investment from the United States and elsewhere has primarily benefited the rich, while many in the poor and middle classes say their standard of living is getting worse.</w:t>
         <w:br/>
-        <w:t>Although the Jaguar deal won't close until June and Nano production begins later this year, Kant already has issued a clear directive: Keep these vehicle lines separate and distinct. "Each is going to chart its own future and own course," he says. "The conflict would come if we were to try to put them together."</w:t>
+        <w:t>Pakistan has many problems: political turmoil after last month's assassination of opposition leader Benazir Bhutto, a Taliban insurgency along the Afghan border and rampant corruption. Yet economic concerns will be the biggest issue as Pakistanis prepare to elect a parliament Feb. 18, according to a poll last month by the International Republican Institute.</w:t>
         <w:br/>
-        <w:t>Tata's catapult into the news took many Americans by surprise. And with regard to Jaguar, some have questioned whether an Indian company almost unknown in North America is the best steward for one of the world's best-known car brands.</w:t>
+        <w:t>The non-partisan U.S. group said in a statement that this was the first time its polling in Pakistan found "that the number of economic pessimists so greatly exceeded the number of economic optimists." According to the poll:</w:t>
         <w:br/>
-        <w:t>"We are talking about perception and image," said shareholder activist Evelyn Y. Davis at Ford's annual shareholder meeting earlier this month. "Tata sells cars that are $2,500. ... How could the board sell us out to people like that, who sell cars like that?"</w:t>
+        <w:t>*51% said their personal economic situation had deteriorated over the past year, while 25% reported improvement.</w:t>
         <w:br/>
-        <w:t>In fact, Tata Motors has built vehicles for more than 50 years and is part of a $28.8 billion international conglomerate with businesses that range from luxury hotels to iron and steel to cosmetics. The company is highly respected by Indians, who regard the Tata family as Americans regard the Fords. Indeed, Tata's textile mills had a head start on Henry Ford's admired labor practices, instituting eight-hour days in 1912, two years before Ford did it at auto plants in the Midwest.</w:t>
+        <w:t>*53% said inflation was the No. 1 issue they would consider when voting, 15% said unemployment, and 9% said poverty. Six percent cited terrorism, 3% corruption and 2% democratic change.</w:t>
         <w:br/>
-        <w:t>Better appreciation of Tata's strengths and history turned Ken Gorin from critic to fan. Head of the Jaguar Business Operations Council, a U.S. dealer group, he once told The Wall Street Journal that sale to an Indian owner would cast "doubt over the viability of the brand."</w:t>
+        <w:t>*33% said they expected economic conditions to get worse over the next year, although 26% expected improvement.</w:t>
         <w:br/>
-        <w:t>Having gotten to know the soon-to-be owners better, he now says, "I initially expressed some reservations, and I believe I was wrong."</w:t>
+        <w:t>Ordinary Pakistanis don't sound confident the election will bring any relief. Bhutto's populist Pakistan Peoples Party has campaigned on assisting the needy.</w:t>
         <w:br/>
-        <w:t>Ubiquitous presence</w:t>
+        <w:t>"The poor people had hope about Benazir," Khan says. "Since she was killed, their hope has died."</w:t>
         <w:br/>
-        <w:t>Around Mumbai, you can see the Tata conglomerate's influence on almost every corner.</w:t>
+        <w:t>Karachi driver Irshad Anwar, 38, has started working 12- and 16-hour days to bring in more money, and for the first time, his wife has had to find a job. "Life is more difficult than ever," he says.</w:t>
         <w:br/>
-        <w:t>There are Tata-brand trucks everywhere in the crowded streets. Many are painted in vibrant colors with "Horn OK Please!" plastered along the back, encouraging other drivers to make noise as they pass as a safety precaution.</w:t>
+        <w:t>Getting rich quick</w:t>
         <w:br/>
-        <w:t>There are the blue and white Tata Indicom billboards, advertising Tata's cellphone service. Indicom posters are plastered on apartment buildings, next to bridges, on trains.</w:t>
+        <w:t>Looking at Pakistan's recent economic record, the misery on the streets seems hard to explain.</w:t>
         <w:br/>
-        <w:t>Tourists heading to one of Mumbai's major attractions, the Gateway of India monument, click photos of the stately Taj Mahal Palace &amp; Tower hotel behind it, yet another Tata business. Tata's chain of luxury hotels includes Boston and San Francisco locations and the Pierre hotel across from Central Park in New York.</w:t>
+        <w:t>Under pro-U.S. President Pervez Musharraf, annual economic growth has averaged more than 7% the past five years. Pakistan's stock market soared 40% in 2007. Foreign investment -- especially in telecommunications and banking -- has been pouring into the country, surging 46% to $5.1 billion in the year that ended last June.</w:t>
         <w:br/>
-        <w:t>Tata owns Tetley Teas, a watch and jewelry maker, an insurance company, a fertilizer business, a satellite TV service, a charter airline, a management consultancy and companies in information technology, engineering, steel and publishing.</w:t>
+        <w:t>Nouveau-riche bankers, stockbrokers and computer technicians tool around in new cars, enjoy expensive dinners, buy lavish houses and travel abroad. Mercedes sales rose steadily 10%-15% a year from 2002 to 2006.</w:t>
         <w:br/>
-        <w:t>Most of Tata's consumer products are sold in India, a market with about four times as many  people as the USA. Its emerging economy is among the world's fastest-growing, with an annual rate of about 8.5%.</w:t>
+        <w:t>After relying on diplomats, expatriate executives and traditionally wealthy families, "there is a new category of customer: people who became rich quickly," says Naseem Shaikh, director of the firm that distributes Mercedes cars in Pakistan.</w:t>
         <w:br/>
-        <w:t>India is expected to be the world's fifth-largest auto producer by 2013, according to Detroit consulting firm AlixPartners, behind the USA, Japan, China and Germany. Tata is its largest vehicle producer, thanks to its commercial vehicles, but third in passenger cars.</w:t>
+        <w:t>Many economists give Musharraf and his economic team -- led until recently by former prime minister and Citibank executive Shaukat Aziz -- high marks for their economic policies. Musharraf's government lowered trade barriers, improved tax collection, sold off state assets and encouraged foreign investment. "They've done a tremendous job," says Maheen Rahman, head of research at the Karachi investment firm BMA Capital.</w:t>
         <w:br/>
-        <w:t>Tata has experience taking over global brands, and its strategy has been to let each business run as its own entity, with modest input from the home office.</w:t>
+        <w:t>But Pakistan's working class isn't sharing in the bounty.</w:t>
         <w:br/>
-        <w:t>Kant points to Daewoo, the South Korean truck manufacturer, as an example. When Tata took over the company in 2004, many expected it would integrate Daewoo into its own truck operation in India. Instead, Daewoo still operates mostly as a Korean business.</w:t>
+        <w:t>Sakib Sherani, chief economist at ABN Amro Bank Pakistan, says he has seen the same story before: Whenever Pakistan snuggles up to the United States -- as it did after the Sept. 11, 2001, terrorist attacks -- it enjoys a windfall of aid that props up economic numbers and enriches Pakistani elites without doing much for average citizens.</w:t>
         <w:br/>
-        <w:t>"We want to be seen not as an Indian company operating in South Korea, but as a South Korean company operating in South Korea," Kant says. "There is a big difference."</w:t>
+        <w:t>Since Musharraf enlisted in the U.S. war on terrorism, Pakistan has received more than $10 billion in aid, most of it going to the country's powerful military.</w:t>
         <w:br/>
-        <w:t>Facing hurdles</w:t>
+        <w:t>"You don't get much trickle-down from an F-16," says Husain Haqqani, a former Bhutto adviser who is director of Boston University's Center for International Relations.</w:t>
         <w:br/>
-        <w:t>This year will be a challenge for Tata Motors' new lines.</w:t>
+        <w:t>"The economy is growing?" asks Aslam Magsi, 40, a farmer in the rural community of Tando Jam outside Karachi. "Only for the army and the establishment."</w:t>
         <w:br/>
-        <w:t>The rising cost of commodities is making it difficult, if not impossible, for Tata to hold Nano's price to 100,000 Indian rupees, about $2,500 at current exchange rates.</w:t>
+        <w:t>More pressures</w:t>
         <w:br/>
-        <w:t>At the Jaguar/Land Rover unit, where Tata planned to keep current management, it now must find a new CEO. Geoff Polites, CEO for three years, died in April after a long illness.</w:t>
+        <w:t>Political uncertainty also takes an increased toll. The stock market ended 2007 with a thud after Bhutto's death, though it had a strong year overall. Mercedes sales dropped 20% last year. "This year is going to be worse," Shaikh says.</w:t>
         <w:br/>
-        <w:t>The first thing Tata management will do when the purchase closes is tour Jaguar and Land Rover operations, with a week in the United Kingdom and a second in the USA. Gorin, the head of the dealer council and owner of The Collection dealership in Coral Gables, Fla., says he's excited to meet Tata's top executives and hear their plans.</w:t>
+        <w:t>He expects consumers to hunker down until they see whether Pakistan can get safely through an election. The campaign has been marred by violence, including a bombing in October that killed more than 140 of Bhutto's supporters, her assassination Dec. 27 and a wave of deadly rioting that followed her death.</w:t>
         <w:br/>
-        <w:t>But even as Tata adds these brands and expands its own car lineup, Kant says, Tata is not aiming to be the next Toyota.</w:t>
+        <w:t>Even before the latest violence, the Asian Development Bank expected growth to slow to 6.5% this year from a forecast 7% in 2007.</w:t>
         <w:br/>
-        <w:t>"At this moment, our focus is on making sure we strengthen our position in the segments we are already in," Kant says, "and seeing that Jaguar and Land Rover go on to become not just a very cherished brand but a very profitable brand."</w:t>
+        <w:t>Rahman says the government can't do much about many of the economic pressures squeezing ordinary people. Surging food prices are a worldwide phenomenon -- a result of things such as an Australian drought that cut the worldwide wheat supply and raised prices.</w:t>
         <w:br/>
-        <w:t>There are other issues facing Tata. Some, such as pensions and high wages, are similar to those in the U.S. auto industry. Indian labor is still far cheaper than in the USA: The average factory worker earns $1.20 an hour, vs. upwards of $20. But wage inflation has become a significant concern as India's economy heats up and demand for skilled labor grows.</w:t>
+        <w:t>Sherani of ABN Amro agrees that many of the immediate economic problems are beyond the government's control, but he says the government should take other steps -- such as directing more spending to education and health care -- that would help poor and middle-class Pakistanis and give them something they're missing: hope.</w:t>
         <w:br/>
-        <w:t>For an Indian company, Tata has unusually big obligations to its workers. In the more than 50 years Tata Motors has made vehicles, it has built a strong social safety net for workers with pensions, jobs for life and a job for one of their children.</w:t>
-        <w:br/>
-        <w:t>The company is trying to increase productivity instead of slashing benefits, Kant says. But it's a tough balance.</w:t>
-        <w:br/>
-        <w:t>"We have respect for individuals, and have respect for people and for their families," Kant says. "All that we would still like to do, within the boundaries imposed by economics."</w:t>
-        <w:br/>
-        <w:t>Charitable works</w:t>
-        <w:br/>
-        <w:t>Tata has a long history of charity and humanitarian efforts, focused on improving India. Since its founding in 1868 by Jamsetji Tata during India's 89 years as a British colony, the family-held Tata Group has put a sizable chunk of its profits into Indian charities and social programs. The founder created a technical college and trusts for other charitable ventures.</w:t>
-        <w:br/>
-        <w:t>The tradition continues. Last year, current CEO Ratan Tata accepted the Carnegie Medal of Philanthropy on behalf of his family. Tata's dedication to charitable works isn't common among Indian companies, says Vartan Gregorian, president of the Carnegie Corporation.</w:t>
-        <w:br/>
-        <w:t>"Tata is in a class by themselves," says Gregorian.</w:t>
-        <w:br/>
-        <w:t>Even Tata's move into hotels is said to have been a pro-India move: As legend has it, the founding Tata decided to open luxury hotels after being turned away by a British hotel.</w:t>
-        <w:br/>
-        <w:t>Tata Motors likes to talk about the Nano as if it is a project to improve Indians' lives. It's designed to replace motorbikes, the dominant mode of transportation for many of India's working class. Entire families pile onto them, with Dad driving, Mom in her sari or traditional flowing salwar kameez outfit on the back and two or three children squeezed in around them.</w:t>
-        <w:br/>
-        <w:t>A cheap, sturdy car, even without air bags and three-point seatbelts in the back seat, is safer, or so Tata's thinking goes.</w:t>
-        <w:br/>
-        <w:t>Kant says he expects the Nano will also be a key factor in India's changing demographics. The government is tripling investment on infrastructure to $500 billion a year and focusing on roads to connect remote, often poor, villages with each other and with cities.</w:t>
-        <w:br/>
-        <w:t>"People want to change their quality of life, and through the roads, will go from one place to another," he says. "It will be explosive growth, and Nano will be an answer. Nano is not an urban product; it is a product for the country."</w:t>
-        <w:br/>
-        <w:t>Learn as you go, with expert advice</w:t>
-        <w:br/>
-        <w:t>Nano fits with how Indians see the Tata car brand: cheap, but useful, and one of their own.</w:t>
-        <w:br/>
-        <w:t>"They are cheap cars, let's not kid ourselves. They are like McDonald's," says Vikas Sehgal, an automotive partner with Booz Allen Hamilton. "But the last time I checked, McDonald's has higher profits than Charlie Trotter's in Chicago."</w:t>
-        <w:br/>
-        <w:t>After decades of experience in such vehicles as trucks and tractors, Tata Motors launched its first small sedan in 1998, the Indica, on the premise that India needed its own car. In 2002, Tata launched the Indigo, a slightly larger sedan that runs on diesel and gas.</w:t>
-        <w:br/>
-        <w:t>The Indigo was riddled with problems, with consumers reporting they needed to fix radiators, engines and wiring within months. Mumbai residents who owned Indigos often would bring their complaints straight to the top, approaching Ratan Tata as he walked his dog through a public park in the mornings. He took notes, and brought the complaints back to engineers to be fixed.</w:t>
-        <w:br/>
-        <w:t>The company was able to develop its car line and fix problems relatively quickly, in part by pairing with car manufacturers including Chrysler, Nissan and Fiat for technology.</w:t>
-        <w:br/>
-        <w:t>"You don't have to do everything from scratch like you used to," says John Casesa, managing director of Casesa Shapiro Group. "These new companies have skipped stages of development that car companies used to go through. It's easy to hire German engineers, Italian designers, Japanese manufacturing people."</w:t>
-        <w:br/>
-        <w:t>The speed and ability to adapt that Tata Motors has shown has some people wondering if Americans and others in developed countries underestimate its ability to manage a company such as the Jaguar and Land Rover operation.</w:t>
-        <w:br/>
-        <w:t>"People are not underestimating Tata at all. They are ignoring it," says Sehgal. "The company is a global company, contrary to popular belief. If I were a (carmaker), I'd be afraid."</w:t>
-        <w:br/>
-        <w:t>The company's plan to keep separate the Jaguar and Land Rover unit is part of what reassures dealer group head Gorin that Tata will be a good fit.</w:t>
-        <w:br/>
-        <w:t>"Your fear as an automobile dealer is, what's going to happen? Is it going to grow and prosper?" Gorin says. "We really believe it will. They're a company that can invest and grow it long-term, and that's really critical."</w:t>
-        <w:br/>
-        <w:t>Tata Motors chief Kant says he realizes the luxury brands still may struggle for a time because of the state of the economy. But he says Tata plans to own Jaguar and Land Rover for a long time and eventually will prove the skeptics wrong.</w:t>
-        <w:br/>
-        <w:t>"People are free to make their own opinions, but I think time will prove who is right," he says.</w:t>
-        <w:br/>
-        <w:t xml:space="preserve">"We are very confident that we have done the right thing, we have paid the right price. We have tremendous confidence in the management, and we are very excited by the products which are coming out." </w:t>
+        <w:t xml:space="preserve">"Our regular life has become miserable," says Karachi housewife Gulnaz Bano, 33. "We don't know where to go or what to do." </w:t>
         <w:br/>
         <w:br/>
         <w:t>Graphic</w:t>
@@ -165,13 +115,11 @@
         <w:br/>
         <w:t xml:space="preserve"> </w:t>
         <w:br/>
-        <w:t>PHOTO, Color, Mark Elias, Bloomberg News</w:t>
+        <w:t>GRAPHIC, B/W, Julie Snider, USA TODAY, Source: Pakistan Federal Bureau of Statistics, the World Bank (Bar graph)</w:t>
         <w:br/>
-        <w:t>PHOTO, Color, Desmond Boylan, Reuters</w:t>
+        <w:t>PHOTO, B/W, Jerry Lampen, Reuters</w:t>
         <w:br/>
-        <w:t>PHOTO, B/W, Pornchai Kittiwongsakul, AFP/Getty Images</w:t>
-        <w:br/>
-        <w:t>GRAPHIC, Color</w:t>
+        <w:t>PHOTO, B/W, Zahid Hussein, Reuters</w:t>
       </w:r>
     </w:p>
     <w:sectPr>
